--- a/Aula 09 - 23-09-2026/Aula 9 - Apostila do Aluno.docx
+++ b/Aula 09 - 23-09-2026/Aula 9 - Apostila do Aluno.docx
@@ -12,7 +12,7 @@
           <w:color w:val="1F497D"/>
           <w:sz w:val="40"/>
         </w:rPr>
-        <w:t>APOSTILA DO ALUNO — AULA 9</w:t>
+        <w:t>APOSTILA DO ALUNO - AULA 9</w:t>
       </w:r>
     </w:p>
     <w:p>
@@ -23,7 +23,7 @@
         <w:rPr>
           <w:sz w:val="26"/>
         </w:rPr>
-        <w:t>Microsoft Power BI Desktop — Formatação de Visualizações</w:t>
+        <w:t>Microsoft Power BI Desktop - Formatação de Visualizações</w:t>
       </w:r>
     </w:p>
     <w:p>
@@ -108,7 +108,7 @@
         <w:pStyle w:val="ListBullet"/>
       </w:pPr>
       <w:r>
-        <w:t>Um relatório bem formatado transmite confiança e é mais fácil de interpretar rapidamente. Formatação não é só estética — é parte da comunicação dos dados.</w:t>
+        <w:t>Um relatório bem formatado transmite confiança e é mais fácil de interpretar rapidamente. Formatação não é só estética, é parte da comunicação dos dados.</w:t>
       </w:r>
     </w:p>
     <w:p>

--- a/Aula 09 - 23-09-2026/Aula 9 - Apostila do Aluno.docx
+++ b/Aula 09 - 23-09-2026/Aula 9 - Apostila do Aluno.docx
@@ -228,6 +228,66 @@
           <w:color w:val="1F497D"/>
         </w:rPr>
         <w:t>Glossário</w:t>
+      </w:r>
+    </w:p>
+    <w:p>
+      <w:pPr/>
+      <w:r>
+        <w:rPr>
+          <w:b/>
+        </w:rPr>
+        <w:t>Tema do relatório</w:t>
+      </w:r>
+    </w:p>
+    <w:p>
+      <w:pPr/>
+      <w:r>
+        <w:t>Conjunto padronizado de cores e estilos aplicado a todos os visuais.</w:t>
+      </w:r>
+    </w:p>
+    <w:p>
+      <w:pPr/>
+      <w:r>
+        <w:rPr>
+          <w:b/>
+        </w:rPr>
+        <w:t>Formatação condicional</w:t>
+      </w:r>
+    </w:p>
+    <w:p>
+      <w:pPr/>
+      <w:r>
+        <w:t>Regra que muda a aparência de um dado conforme seu valor.</w:t>
+      </w:r>
+    </w:p>
+    <w:p>
+      <w:pPr/>
+      <w:r>
+        <w:rPr>
+          <w:b/>
+        </w:rPr>
+        <w:t>Tooltip personalizado</w:t>
+      </w:r>
+    </w:p>
+    <w:p>
+      <w:pPr/>
+      <w:r>
+        <w:t>Página de detalhe extra exibida ao passar o mouse sobre um visual.</w:t>
+      </w:r>
+    </w:p>
+    <w:p>
+      <w:pPr/>
+      <w:r>
+        <w:rPr>
+          <w:b/>
+        </w:rPr>
+        <w:t>Rótulo de dados</w:t>
+      </w:r>
+    </w:p>
+    <w:p>
+      <w:pPr/>
+      <w:r>
+        <w:t>Texto com o valor exibido diretamente sobre um ponto/barra do gráfico.</w:t>
       </w:r>
     </w:p>
     <w:tbl>
